--- a/ThesisManagement.Api/Templates/BIÊN BẢN HỌP.docx
+++ b/ThesisManagement.Api/Templates/BIÊN BẢN HỌP.docx
@@ -290,7 +290,7 @@
           <w:noProof/>
           <w:sz w:val="28"/>
           <w:szCs w:val="28"/>
-          <w:lang w:val="vi-VN"/>
+          <w:lang w:val="af-ZA"/>
         </w:rPr>
       </w:pPr>
       <w:r>
@@ -313,7 +313,60 @@
           <w:szCs w:val="28"/>
           <w:lang w:val="vi-VN"/>
         </w:rPr>
-        <w:t>Hà Nội, ngày    tháng    năm 202…</w:t>
+        <w:t xml:space="preserve">Hà Nội, ngày   </w:t>
+      </w:r>
+      <w:r>
+        <w:rPr>
+          <w:rFonts w:ascii="Times New Roman" w:eastAsia="Times New Roman" w:hAnsi="Times New Roman" w:cs="Times New Roman"/>
+          <w:i/>
+          <w:noProof/>
+          <w:sz w:val="28"/>
+          <w:szCs w:val="28"/>
+        </w:rPr>
+        <w:t xml:space="preserve">{{DefenseDay}} </w:t>
+      </w:r>
+      <w:r>
+        <w:rPr>
+          <w:rFonts w:ascii="Times New Roman" w:eastAsia="Times New Roman" w:hAnsi="Times New Roman" w:cs="Times New Roman"/>
+          <w:i/>
+          <w:noProof/>
+          <w:sz w:val="28"/>
+          <w:szCs w:val="28"/>
+          <w:lang w:val="vi-VN"/>
+        </w:rPr>
+        <w:t xml:space="preserve"> tháng   </w:t>
+      </w:r>
+      <w:r>
+        <w:rPr>
+          <w:rFonts w:ascii="Times New Roman" w:eastAsia="Times New Roman" w:hAnsi="Times New Roman" w:cs="Times New Roman"/>
+          <w:i/>
+          <w:noProof/>
+          <w:sz w:val="28"/>
+          <w:szCs w:val="28"/>
+        </w:rPr>
+        <w:t xml:space="preserve">{{DefenseMonth}} </w:t>
+      </w:r>
+      <w:r>
+        <w:rPr>
+          <w:rFonts w:ascii="Times New Roman" w:eastAsia="Times New Roman" w:hAnsi="Times New Roman" w:cs="Times New Roman"/>
+          <w:i/>
+          <w:noProof/>
+          <w:sz w:val="28"/>
+          <w:szCs w:val="28"/>
+          <w:lang w:val="vi-VN"/>
+        </w:rPr>
+        <w:t xml:space="preserve"> năm </w:t>
+      </w:r>
+      <w:r>
+        <w:rPr>
+          <w:rFonts w:ascii="Times New Roman" w:eastAsia="Times New Roman" w:hAnsi="Times New Roman" w:cs="Times New Roman"/>
+          <w:i/>
+          <w:noProof/>
+          <w:sz w:val="28"/>
+          <w:szCs w:val="28"/>
+          <w:lang w:val="vi-VN"/>
+        </w:rPr>
+        <w:t>{{DefenseYear}}</w:t>
       </w:r>
     </w:p>
     <w:p>
@@ -642,13 +695,24 @@
             <w:pPr>
               <w:rPr>
                 <w:rFonts w:ascii="Times New Roman" w:eastAsia="Times New Roman" w:hAnsi="Times New Roman" w:cs="Times New Roman"/>
-                <w:b/>
+                <w:bCs/>
                 <w:noProof/>
                 <w:sz w:val="24"/>
                 <w:szCs w:val="24"/>
                 <w:lang w:val="vi-VN"/>
               </w:rPr>
             </w:pPr>
+            <w:r>
+              <w:rPr>
+                <w:rFonts w:ascii="Times New Roman" w:eastAsia="Times New Roman" w:hAnsi="Times New Roman" w:cs="Times New Roman"/>
+                <w:bCs/>
+                <w:noProof/>
+                <w:sz w:val="24"/>
+                <w:szCs w:val="24"/>
+                <w:lang w:val="vi-VN"/>
+              </w:rPr>
+              <w:t>{{ChairMemberDisplay}}</w:t>
+            </w:r>
           </w:p>
         </w:tc>
         <w:tc>
@@ -756,16 +820,26 @@
           <w:p>
             <w:pPr>
               <w:spacing w:line="264" w:lineRule="auto"/>
-              <w:jc w:val="center"/>
               <w:rPr>
                 <w:rFonts w:ascii="Times New Roman" w:eastAsia="Times New Roman" w:hAnsi="Times New Roman" w:cs="Times New Roman"/>
-                <w:b/>
+                <w:bCs/>
                 <w:noProof/>
                 <w:sz w:val="24"/>
                 <w:szCs w:val="24"/>
                 <w:lang w:val="vi-VN"/>
               </w:rPr>
             </w:pPr>
+            <w:r>
+              <w:rPr>
+                <w:rFonts w:ascii="Times New Roman" w:eastAsia="Times New Roman" w:hAnsi="Times New Roman" w:cs="Times New Roman"/>
+                <w:bCs/>
+                <w:noProof/>
+                <w:sz w:val="24"/>
+                <w:szCs w:val="24"/>
+                <w:lang w:val="vi-VN"/>
+              </w:rPr>
+              <w:t>{{ReviewerMemberDisplay}}</w:t>
+            </w:r>
           </w:p>
         </w:tc>
         <w:tc>
@@ -897,16 +971,26 @@
           <w:p>
             <w:pPr>
               <w:spacing w:line="264" w:lineRule="auto"/>
-              <w:jc w:val="center"/>
               <w:rPr>
                 <w:rFonts w:ascii="Times New Roman" w:eastAsia="Times New Roman" w:hAnsi="Times New Roman" w:cs="Times New Roman"/>
-                <w:b/>
+                <w:bCs/>
                 <w:noProof/>
                 <w:sz w:val="24"/>
                 <w:szCs w:val="24"/>
-                <w:lang w:val="vi-VN"/>
+                <w:lang w:val="af-ZA"/>
               </w:rPr>
             </w:pPr>
+            <w:r>
+              <w:rPr>
+                <w:rFonts w:ascii="Times New Roman" w:eastAsia="Times New Roman" w:hAnsi="Times New Roman" w:cs="Times New Roman"/>
+                <w:bCs/>
+                <w:noProof/>
+                <w:sz w:val="24"/>
+                <w:szCs w:val="24"/>
+                <w:lang w:val="af-ZA"/>
+              </w:rPr>
+              <w:t>{{SecretarySignature}}</w:t>
+            </w:r>
           </w:p>
         </w:tc>
         <w:tc>
@@ -1023,18 +1107,96 @@
           <w:szCs w:val="28"/>
           <w:lang w:val="vi-VN"/>
         </w:rPr>
-        <w:t>Hội đồng đã họp vào ngày .... tháng ..... năm 202.... tại Trường Đại học Đại Nam để chấm đồ án cho sinh viên:</w:t>
+        <w:t xml:space="preserve">Hội đồng đã họp vào ngày </w:t>
       </w:r>
       <w:r>
         <w:rPr>
+          <w:rFonts w:ascii="Times New Roman" w:hAnsi="Times New Roman" w:cs="Times New Roman"/>
+          <w:sz w:val="28"/>
+          <w:szCs w:val="28"/>
+        </w:rPr>
+        <w:t xml:space="preserve">{{DefenseDay}} </w:t>
+      </w:r>
+      <w:r>
+        <w:rPr>
           <w:rFonts w:ascii="Times New Roman" w:eastAsia="Times New Roman" w:hAnsi="Times New Roman" w:cs="Times New Roman"/>
           <w:noProof/>
           <w:sz w:val="28"/>
           <w:szCs w:val="28"/>
           <w:lang w:val="vi-VN"/>
         </w:rPr>
+        <w:t xml:space="preserve">tháng </w:t>
+      </w:r>
+      <w:r>
+        <w:rPr>
+          <w:rFonts w:ascii="Times New Roman" w:hAnsi="Times New Roman" w:cs="Times New Roman"/>
+          <w:sz w:val="28"/>
+          <w:szCs w:val="28"/>
+        </w:rPr>
+        <w:t xml:space="preserve">{{DefenseMonth}} </w:t>
+      </w:r>
+      <w:r>
+        <w:rPr>
+          <w:rFonts w:ascii="Times New Roman" w:eastAsia="Times New Roman" w:hAnsi="Times New Roman" w:cs="Times New Roman"/>
+          <w:noProof/>
+          <w:sz w:val="28"/>
+          <w:szCs w:val="28"/>
+          <w:lang w:val="vi-VN"/>
+        </w:rPr>
+        <w:t xml:space="preserve"> năm </w:t>
+      </w:r>
+      <w:r>
+        <w:rPr>
+          <w:rFonts w:ascii="Times New Roman" w:hAnsi="Times New Roman" w:cs="Times New Roman"/>
+          <w:sz w:val="28"/>
+          <w:szCs w:val="28"/>
+        </w:rPr>
+        <w:t xml:space="preserve">{{DefenseYear}} </w:t>
+      </w:r>
+      <w:r>
+        <w:rPr>
+          <w:rFonts w:ascii="Times New Roman" w:eastAsia="Times New Roman" w:hAnsi="Times New Roman" w:cs="Times New Roman"/>
+          <w:noProof/>
+          <w:sz w:val="28"/>
+          <w:szCs w:val="28"/>
+          <w:lang w:val="vi-VN"/>
+        </w:rPr>
+        <w:t>tại Trường Đại học Đại Nam để chấm đồ án cho sinh viên:</w:t>
+      </w:r>
+      <w:r>
+        <w:rPr>
+          <w:rFonts w:ascii="Times New Roman" w:hAnsi="Times New Roman" w:cs="Times New Roman"/>
+          <w:sz w:val="28"/>
+          <w:szCs w:val="28"/>
+        </w:rPr>
+        <w:t xml:space="preserve"> </w:t>
+      </w:r>
+      <w:r>
+        <w:rPr>
+          <w:rFonts w:ascii="Times New Roman" w:hAnsi="Times New Roman" w:cs="Times New Roman"/>
+          <w:sz w:val="28"/>
+          <w:szCs w:val="28"/>
+        </w:rPr>
+        <w:t xml:space="preserve">{{StudentFullName}}    </w:t>
+      </w:r>
+      <w:r>
+        <w:rPr>
+          <w:rFonts w:ascii="Times New Roman" w:eastAsia="Times New Roman" w:hAnsi="Times New Roman" w:cs="Times New Roman"/>
+          <w:noProof/>
+          <w:sz w:val="28"/>
+          <w:szCs w:val="28"/>
+          <w:lang w:val="vi-VN"/>
+        </w:rPr>
         <w:tab/>
         <w:t xml:space="preserve"> MSV: </w:t>
+      </w:r>
+      <w:r>
+        <w:rPr>
+          <w:rFonts w:ascii="Times New Roman" w:hAnsi="Times New Roman" w:cs="Times New Roman"/>
+          <w:sz w:val="28"/>
+          <w:szCs w:val="28"/>
+        </w:rPr>
+        <w:t>{{StudentCode}}</w:t>
       </w:r>
       <w:r>
         <w:rPr>
@@ -1074,6 +1236,14 @@
       </w:r>
       <w:r>
         <w:rPr>
+          <w:rFonts w:ascii="Times New Roman" w:hAnsi="Times New Roman" w:cs="Times New Roman"/>
+          <w:sz w:val="28"/>
+          <w:szCs w:val="28"/>
+        </w:rPr>
+        <w:t>{{TopicTitle}}</w:t>
+      </w:r>
+      <w:r>
+        <w:rPr>
           <w:rFonts w:ascii="Times New Roman" w:eastAsia="Times New Roman" w:hAnsi="Times New Roman" w:cs="Times New Roman"/>
           <w:noProof/>
           <w:sz w:val="28"/>
@@ -1136,6 +1306,14 @@
       </w:r>
       <w:r>
         <w:rPr>
+          <w:rFonts w:ascii="Times New Roman" w:hAnsi="Times New Roman" w:cs="Times New Roman"/>
+          <w:sz w:val="28"/>
+          <w:szCs w:val="28"/>
+        </w:rPr>
+        <w:t xml:space="preserve">{{MajorName}}    </w:t>
+      </w:r>
+      <w:r>
+        <w:rPr>
           <w:rFonts w:ascii="Times New Roman" w:eastAsia="Times New Roman" w:hAnsi="Times New Roman" w:cs="Times New Roman"/>
           <w:noProof/>
           <w:sz w:val="28"/>
@@ -1147,6 +1325,14 @@
       </w:r>
       <w:r>
         <w:rPr>
+          <w:rFonts w:ascii="Times New Roman" w:hAnsi="Times New Roman" w:cs="Times New Roman"/>
+          <w:sz w:val="28"/>
+          <w:szCs w:val="28"/>
+        </w:rPr>
+        <w:t>{{MajorCode}}</w:t>
+      </w:r>
+      <w:r>
+        <w:rPr>
           <w:rFonts w:ascii="Times New Roman" w:eastAsia="Times New Roman" w:hAnsi="Times New Roman" w:cs="Times New Roman"/>
           <w:noProof/>
           <w:sz w:val="28"/>
@@ -1176,7 +1362,43 @@
           <w:szCs w:val="28"/>
           <w:lang w:val="vi-VN"/>
         </w:rPr>
-        <w:t>Số thành viên có mặt trong phiên họp chấm đồ án tốt nghiệp là: …...........người. Số vắng mặt: …......người.</w:t>
+        <w:t xml:space="preserve">Số thành viên có mặt trong phiên họp chấm đồ án tốt nghiệp là: </w:t>
+      </w:r>
+      <w:r>
+        <w:rPr>
+          <w:rFonts w:ascii="Times New Roman" w:hAnsi="Times New Roman" w:cs="Times New Roman"/>
+          <w:sz w:val="28"/>
+          <w:szCs w:val="28"/>
+        </w:rPr>
+        <w:t xml:space="preserve">{{PresentMemberCount}} </w:t>
+      </w:r>
+      <w:r>
+        <w:rPr>
+          <w:rFonts w:ascii="Times New Roman" w:eastAsia="Times New Roman" w:hAnsi="Times New Roman" w:cs="Times New Roman"/>
+          <w:noProof/>
+          <w:sz w:val="28"/>
+          <w:szCs w:val="28"/>
+          <w:lang w:val="vi-VN"/>
+        </w:rPr>
+        <w:t xml:space="preserve">…...........người. Số vắng mặt: </w:t>
+      </w:r>
+      <w:r>
+        <w:rPr>
+          <w:rFonts w:ascii="Times New Roman" w:hAnsi="Times New Roman" w:cs="Times New Roman"/>
+          <w:sz w:val="28"/>
+          <w:szCs w:val="28"/>
+        </w:rPr>
+        <w:t xml:space="preserve">{{AbsentMemberCount}} </w:t>
+      </w:r>
+      <w:r>
+        <w:rPr>
+          <w:rFonts w:ascii="Times New Roman" w:eastAsia="Times New Roman" w:hAnsi="Times New Roman" w:cs="Times New Roman"/>
+          <w:noProof/>
+          <w:sz w:val="28"/>
+          <w:szCs w:val="28"/>
+          <w:lang w:val="vi-VN"/>
+        </w:rPr>
+        <w:t>…......người.</w:t>
       </w:r>
     </w:p>
     <w:p>
@@ -1202,6 +1424,14 @@
           <w:lang w:val="vi-VN"/>
         </w:rPr>
         <w:t xml:space="preserve">Họ tên và chức danh người hướng dẫn: </w:t>
+      </w:r>
+      <w:r>
+        <w:rPr>
+          <w:rFonts w:ascii="Times New Roman" w:hAnsi="Times New Roman" w:cs="Times New Roman"/>
+          <w:sz w:val="28"/>
+          <w:szCs w:val="28"/>
+        </w:rPr>
+        <w:t>{{SupervisorDisplay}}</w:t>
       </w:r>
       <w:r>
         <w:rPr>
@@ -1317,403 +1547,97 @@
     </w:p>
     <w:p>
       <w:pPr>
-        <w:numPr>
-          <w:ilvl w:val="0"/>
-          <w:numId w:val="27"/>
-        </w:numPr>
-        <w:pBdr>
-          <w:between w:val="nil"/>
-        </w:pBdr>
-        <w:tabs>
-          <w:tab w:val="left" w:pos="284"/>
-          <w:tab w:val="left" w:pos="9355"/>
-        </w:tabs>
-        <w:spacing w:after="0" w:line="312" w:lineRule="auto"/>
-        <w:ind w:left="0" w:firstLine="0"/>
-        <w:rPr>
-          <w:rFonts w:ascii="Times New Roman" w:eastAsia="Times New Roman" w:hAnsi="Times New Roman" w:cs="Times New Roman"/>
-          <w:noProof/>
-          <w:color w:val="000000"/>
-          <w:sz w:val="28"/>
-          <w:szCs w:val="28"/>
-          <w:lang w:val="vi-VN"/>
+        <w:rPr>
+          <w:rFonts w:ascii="Times New Roman" w:hAnsi="Times New Roman" w:cs="Times New Roman"/>
+          <w:sz w:val="28"/>
+          <w:szCs w:val="28"/>
         </w:rPr>
       </w:pPr>
       <w:r>
         <w:rPr>
-          <w:rFonts w:ascii="Times New Roman" w:eastAsia="Times New Roman" w:hAnsi="Times New Roman" w:cs="Times New Roman"/>
-          <w:noProof/>
-          <w:color w:val="000000"/>
-          <w:sz w:val="28"/>
-          <w:szCs w:val="28"/>
-          <w:lang w:val="vi-VN"/>
-        </w:rPr>
-        <w:t xml:space="preserve">Chương I: </w:t>
-      </w:r>
-      <w:r>
-        <w:rPr>
-          <w:rFonts w:ascii="Times New Roman" w:eastAsia="Times New Roman" w:hAnsi="Times New Roman" w:cs="Times New Roman"/>
-          <w:noProof/>
-          <w:color w:val="000000"/>
-          <w:sz w:val="28"/>
-          <w:szCs w:val="28"/>
-          <w:lang w:val="vi-VN"/>
-        </w:rPr>
-        <w:tab/>
+          <w:rFonts w:ascii="Times New Roman" w:hAnsi="Times New Roman" w:cs="Times New Roman"/>
+          <w:sz w:val="28"/>
+          <w:szCs w:val="28"/>
+        </w:rPr>
+        <w:t>a) Chương I: {{Chapter1Content}}</w:t>
       </w:r>
     </w:p>
     <w:p>
       <w:pPr>
-        <w:pBdr>
-          <w:between w:val="nil"/>
-        </w:pBdr>
-        <w:tabs>
-          <w:tab w:val="left" w:leader="dot" w:pos="9356"/>
-        </w:tabs>
-        <w:spacing w:after="0" w:line="312" w:lineRule="auto"/>
-        <w:rPr>
-          <w:rFonts w:ascii="Times New Roman" w:eastAsia="Times New Roman" w:hAnsi="Times New Roman" w:cs="Times New Roman"/>
-          <w:noProof/>
-          <w:color w:val="000000"/>
-          <w:sz w:val="28"/>
-          <w:szCs w:val="28"/>
-          <w:lang w:val="vi-VN"/>
+        <w:rPr>
+          <w:rFonts w:ascii="Times New Roman" w:hAnsi="Times New Roman" w:cs="Times New Roman"/>
+          <w:sz w:val="28"/>
+          <w:szCs w:val="28"/>
+        </w:rPr>
+      </w:pPr>
+    </w:p>
+    <w:p>
+      <w:pPr>
+        <w:rPr>
+          <w:rFonts w:ascii="Times New Roman" w:hAnsi="Times New Roman" w:cs="Times New Roman"/>
+          <w:sz w:val="28"/>
+          <w:szCs w:val="28"/>
         </w:rPr>
       </w:pPr>
       <w:r>
         <w:rPr>
-          <w:rFonts w:ascii="Times New Roman" w:eastAsia="Times New Roman" w:hAnsi="Times New Roman" w:cs="Times New Roman"/>
-          <w:noProof/>
-          <w:color w:val="000000"/>
-          <w:sz w:val="28"/>
-          <w:szCs w:val="28"/>
-          <w:lang w:val="vi-VN"/>
-        </w:rPr>
-        <w:tab/>
+          <w:rFonts w:ascii="Times New Roman" w:hAnsi="Times New Roman" w:cs="Times New Roman"/>
+          <w:sz w:val="28"/>
+          <w:szCs w:val="28"/>
+        </w:rPr>
+        <w:t>b) Chương II: {{Chapter2Content}}</w:t>
       </w:r>
     </w:p>
     <w:p>
       <w:pPr>
-        <w:pBdr>
-          <w:between w:val="nil"/>
-        </w:pBdr>
-        <w:tabs>
-          <w:tab w:val="left" w:leader="dot" w:pos="9356"/>
-        </w:tabs>
-        <w:spacing w:after="0" w:line="312" w:lineRule="auto"/>
-        <w:rPr>
-          <w:rFonts w:ascii="Times New Roman" w:eastAsia="Times New Roman" w:hAnsi="Times New Roman" w:cs="Times New Roman"/>
-          <w:noProof/>
-          <w:color w:val="000000"/>
-          <w:sz w:val="28"/>
-          <w:szCs w:val="28"/>
-          <w:lang w:val="vi-VN"/>
+        <w:rPr>
+          <w:rFonts w:ascii="Times New Roman" w:hAnsi="Times New Roman" w:cs="Times New Roman"/>
+          <w:sz w:val="28"/>
+          <w:szCs w:val="28"/>
+        </w:rPr>
+      </w:pPr>
+    </w:p>
+    <w:p>
+      <w:pPr>
+        <w:rPr>
+          <w:rFonts w:ascii="Times New Roman" w:hAnsi="Times New Roman" w:cs="Times New Roman"/>
+          <w:sz w:val="28"/>
+          <w:szCs w:val="28"/>
         </w:rPr>
       </w:pPr>
       <w:r>
         <w:rPr>
-          <w:rFonts w:ascii="Times New Roman" w:eastAsia="Times New Roman" w:hAnsi="Times New Roman" w:cs="Times New Roman"/>
-          <w:noProof/>
-          <w:color w:val="000000"/>
-          <w:sz w:val="28"/>
-          <w:szCs w:val="28"/>
-          <w:lang w:val="vi-VN"/>
-        </w:rPr>
-        <w:tab/>
+          <w:rFonts w:ascii="Times New Roman" w:hAnsi="Times New Roman" w:cs="Times New Roman"/>
+          <w:sz w:val="28"/>
+          <w:szCs w:val="28"/>
+        </w:rPr>
+        <w:t>c) Chương III: {{Chapter3Content}}</w:t>
       </w:r>
     </w:p>
     <w:p>
       <w:pPr>
-        <w:numPr>
-          <w:ilvl w:val="0"/>
-          <w:numId w:val="27"/>
-        </w:numPr>
-        <w:pBdr>
-          <w:between w:val="nil"/>
-        </w:pBdr>
-        <w:tabs>
-          <w:tab w:val="left" w:pos="284"/>
-          <w:tab w:val="left" w:pos="9355"/>
-        </w:tabs>
-        <w:spacing w:after="0" w:line="312" w:lineRule="auto"/>
-        <w:ind w:left="0" w:firstLine="0"/>
-        <w:rPr>
-          <w:rFonts w:ascii="Times New Roman" w:eastAsia="Times New Roman" w:hAnsi="Times New Roman" w:cs="Times New Roman"/>
-          <w:noProof/>
-          <w:color w:val="000000"/>
-          <w:sz w:val="28"/>
-          <w:szCs w:val="28"/>
-          <w:lang w:val="vi-VN"/>
-        </w:rPr>
-      </w:pPr>
-      <w:r>
-        <w:rPr>
-          <w:rFonts w:ascii="Times New Roman" w:eastAsia="Times New Roman" w:hAnsi="Times New Roman" w:cs="Times New Roman"/>
-          <w:noProof/>
-          <w:color w:val="000000"/>
-          <w:sz w:val="28"/>
-          <w:szCs w:val="28"/>
-          <w:lang w:val="vi-VN"/>
-        </w:rPr>
-        <w:t xml:space="preserve">Chương II: </w:t>
-      </w:r>
-      <w:r>
-        <w:rPr>
-          <w:rFonts w:ascii="Times New Roman" w:eastAsia="Times New Roman" w:hAnsi="Times New Roman" w:cs="Times New Roman"/>
-          <w:noProof/>
-          <w:color w:val="000000"/>
-          <w:sz w:val="28"/>
-          <w:szCs w:val="28"/>
-          <w:lang w:val="vi-VN"/>
-        </w:rPr>
-        <w:tab/>
-      </w:r>
+        <w:rPr>
+          <w:rFonts w:ascii="Times New Roman" w:hAnsi="Times New Roman" w:cs="Times New Roman"/>
+          <w:sz w:val="28"/>
+          <w:szCs w:val="28"/>
+        </w:rPr>
+      </w:pPr>
     </w:p>
     <w:p>
       <w:pPr>
-        <w:pBdr>
-          <w:between w:val="nil"/>
-        </w:pBdr>
-        <w:tabs>
-          <w:tab w:val="left" w:leader="dot" w:pos="9356"/>
-        </w:tabs>
-        <w:spacing w:after="0" w:line="312" w:lineRule="auto"/>
-        <w:rPr>
-          <w:rFonts w:ascii="Times New Roman" w:eastAsia="Times New Roman" w:hAnsi="Times New Roman" w:cs="Times New Roman"/>
-          <w:noProof/>
-          <w:color w:val="000000"/>
-          <w:sz w:val="28"/>
-          <w:szCs w:val="28"/>
-          <w:lang w:val="vi-VN"/>
+        <w:rPr>
+          <w:rFonts w:ascii="Times New Roman" w:hAnsi="Times New Roman" w:cs="Times New Roman"/>
+          <w:sz w:val="28"/>
+          <w:szCs w:val="28"/>
         </w:rPr>
       </w:pPr>
       <w:r>
         <w:rPr>
-          <w:rFonts w:ascii="Times New Roman" w:eastAsia="Times New Roman" w:hAnsi="Times New Roman" w:cs="Times New Roman"/>
-          <w:noProof/>
-          <w:color w:val="000000"/>
-          <w:sz w:val="28"/>
-          <w:szCs w:val="28"/>
-          <w:lang w:val="vi-VN"/>
-        </w:rPr>
-        <w:tab/>
-      </w:r>
-    </w:p>
-    <w:p>
-      <w:pPr>
-        <w:pBdr>
-          <w:between w:val="nil"/>
-        </w:pBdr>
-        <w:tabs>
-          <w:tab w:val="left" w:leader="dot" w:pos="9356"/>
-        </w:tabs>
-        <w:spacing w:after="0" w:line="312" w:lineRule="auto"/>
-        <w:rPr>
-          <w:rFonts w:ascii="Times New Roman" w:eastAsia="Times New Roman" w:hAnsi="Times New Roman" w:cs="Times New Roman"/>
-          <w:noProof/>
-          <w:color w:val="000000"/>
-          <w:sz w:val="28"/>
-          <w:szCs w:val="28"/>
-          <w:lang w:val="vi-VN"/>
-        </w:rPr>
-      </w:pPr>
-      <w:r>
-        <w:rPr>
-          <w:rFonts w:ascii="Times New Roman" w:eastAsia="Times New Roman" w:hAnsi="Times New Roman" w:cs="Times New Roman"/>
-          <w:noProof/>
-          <w:color w:val="000000"/>
-          <w:sz w:val="28"/>
-          <w:szCs w:val="28"/>
-          <w:lang w:val="vi-VN"/>
-        </w:rPr>
-        <w:tab/>
-      </w:r>
-    </w:p>
-    <w:p>
-      <w:pPr>
-        <w:numPr>
-          <w:ilvl w:val="0"/>
-          <w:numId w:val="27"/>
-        </w:numPr>
-        <w:pBdr>
-          <w:between w:val="nil"/>
-        </w:pBdr>
-        <w:tabs>
-          <w:tab w:val="left" w:pos="284"/>
-          <w:tab w:val="left" w:pos="9355"/>
-        </w:tabs>
-        <w:spacing w:after="0" w:line="336" w:lineRule="auto"/>
-        <w:ind w:left="0" w:firstLine="0"/>
-        <w:rPr>
-          <w:rFonts w:ascii="Times New Roman" w:eastAsia="Times New Roman" w:hAnsi="Times New Roman" w:cs="Times New Roman"/>
-          <w:noProof/>
-          <w:color w:val="000000"/>
-          <w:sz w:val="28"/>
-          <w:szCs w:val="28"/>
-          <w:lang w:val="vi-VN"/>
-        </w:rPr>
-      </w:pPr>
-      <w:r>
-        <w:rPr>
-          <w:rFonts w:ascii="Times New Roman" w:eastAsia="Times New Roman" w:hAnsi="Times New Roman" w:cs="Times New Roman"/>
-          <w:noProof/>
-          <w:color w:val="000000"/>
-          <w:sz w:val="28"/>
-          <w:szCs w:val="28"/>
-          <w:lang w:val="vi-VN"/>
-        </w:rPr>
-        <w:lastRenderedPageBreak/>
-        <w:t xml:space="preserve">Chương III: </w:t>
-      </w:r>
-      <w:r>
-        <w:rPr>
-          <w:rFonts w:ascii="Times New Roman" w:eastAsia="Times New Roman" w:hAnsi="Times New Roman" w:cs="Times New Roman"/>
-          <w:noProof/>
-          <w:color w:val="000000"/>
-          <w:sz w:val="28"/>
-          <w:szCs w:val="28"/>
-          <w:lang w:val="vi-VN"/>
-        </w:rPr>
-        <w:tab/>
-      </w:r>
-    </w:p>
-    <w:p>
-      <w:pPr>
-        <w:pBdr>
-          <w:between w:val="nil"/>
-        </w:pBdr>
-        <w:tabs>
-          <w:tab w:val="left" w:leader="dot" w:pos="9356"/>
-        </w:tabs>
-        <w:spacing w:after="0" w:line="336" w:lineRule="auto"/>
-        <w:rPr>
-          <w:rFonts w:ascii="Times New Roman" w:eastAsia="Times New Roman" w:hAnsi="Times New Roman" w:cs="Times New Roman"/>
-          <w:noProof/>
-          <w:color w:val="000000"/>
-          <w:sz w:val="28"/>
-          <w:szCs w:val="28"/>
-          <w:lang w:val="vi-VN"/>
-        </w:rPr>
-      </w:pPr>
-      <w:r>
-        <w:rPr>
-          <w:rFonts w:ascii="Times New Roman" w:eastAsia="Times New Roman" w:hAnsi="Times New Roman" w:cs="Times New Roman"/>
-          <w:noProof/>
-          <w:color w:val="000000"/>
-          <w:sz w:val="28"/>
-          <w:szCs w:val="28"/>
-          <w:lang w:val="vi-VN"/>
-        </w:rPr>
-        <w:tab/>
-      </w:r>
-    </w:p>
-    <w:p>
-      <w:pPr>
-        <w:pBdr>
-          <w:between w:val="nil"/>
-        </w:pBdr>
-        <w:tabs>
-          <w:tab w:val="left" w:leader="dot" w:pos="9356"/>
-        </w:tabs>
-        <w:spacing w:after="0" w:line="336" w:lineRule="auto"/>
-        <w:rPr>
-          <w:rFonts w:ascii="Times New Roman" w:eastAsia="Times New Roman" w:hAnsi="Times New Roman" w:cs="Times New Roman"/>
-          <w:noProof/>
-          <w:color w:val="000000"/>
-          <w:sz w:val="28"/>
-          <w:szCs w:val="28"/>
-          <w:lang w:val="vi-VN"/>
-        </w:rPr>
-      </w:pPr>
-      <w:r>
-        <w:rPr>
-          <w:rFonts w:ascii="Times New Roman" w:eastAsia="Times New Roman" w:hAnsi="Times New Roman" w:cs="Times New Roman"/>
-          <w:noProof/>
-          <w:color w:val="000000"/>
-          <w:sz w:val="28"/>
-          <w:szCs w:val="28"/>
-          <w:lang w:val="vi-VN"/>
-        </w:rPr>
-        <w:tab/>
-      </w:r>
-    </w:p>
-    <w:p>
-      <w:pPr>
-        <w:pStyle w:val="ListParagraph"/>
-        <w:numPr>
-          <w:ilvl w:val="0"/>
-          <w:numId w:val="27"/>
-        </w:numPr>
-        <w:pBdr>
-          <w:between w:val="nil"/>
-        </w:pBdr>
-        <w:tabs>
-          <w:tab w:val="left" w:pos="284"/>
-        </w:tabs>
-        <w:spacing w:after="0" w:line="336" w:lineRule="auto"/>
-        <w:ind w:left="0" w:firstLine="0"/>
-        <w:rPr>
-          <w:rFonts w:ascii="Times New Roman" w:eastAsia="Times New Roman" w:hAnsi="Times New Roman" w:cs="Times New Roman"/>
-          <w:noProof/>
-          <w:color w:val="000000"/>
-          <w:sz w:val="28"/>
-          <w:szCs w:val="28"/>
-          <w:lang w:val="vi-VN"/>
-        </w:rPr>
-      </w:pPr>
-      <w:r>
-        <w:rPr>
-          <w:rFonts w:ascii="Times New Roman" w:eastAsia="Times New Roman" w:hAnsi="Times New Roman" w:cs="Times New Roman"/>
-          <w:noProof/>
-          <w:color w:val="000000"/>
-          <w:sz w:val="28"/>
-          <w:szCs w:val="28"/>
-          <w:lang w:val="vi-VN"/>
-        </w:rPr>
-        <w:t>Chương n:</w:t>
-      </w:r>
-    </w:p>
-    <w:p>
-      <w:pPr>
-        <w:pStyle w:val="ListParagraph"/>
-        <w:pBdr>
-          <w:between w:val="nil"/>
-        </w:pBdr>
-        <w:tabs>
-          <w:tab w:val="left" w:leader="dot" w:pos="9356"/>
-        </w:tabs>
-        <w:spacing w:after="0" w:line="336" w:lineRule="auto"/>
-        <w:ind w:left="0"/>
-        <w:rPr>
-          <w:rFonts w:ascii="Times New Roman" w:eastAsia="Times New Roman" w:hAnsi="Times New Roman" w:cs="Times New Roman"/>
-          <w:noProof/>
-          <w:color w:val="000000"/>
-          <w:sz w:val="28"/>
-          <w:szCs w:val="28"/>
-          <w:lang w:val="vi-VN"/>
-        </w:rPr>
-      </w:pPr>
-      <w:r>
-        <w:rPr>
-          <w:rFonts w:ascii="Times New Roman" w:eastAsia="Times New Roman" w:hAnsi="Times New Roman" w:cs="Times New Roman"/>
-          <w:noProof/>
-          <w:color w:val="000000"/>
-          <w:sz w:val="28"/>
-          <w:szCs w:val="28"/>
-          <w:lang w:val="vi-VN"/>
-        </w:rPr>
-        <w:tab/>
-      </w:r>
-      <w:r>
-        <w:rPr>
-          <w:rFonts w:ascii="Times New Roman" w:eastAsia="Times New Roman" w:hAnsi="Times New Roman" w:cs="Times New Roman"/>
-          <w:noProof/>
-          <w:color w:val="000000"/>
-          <w:sz w:val="28"/>
-          <w:szCs w:val="28"/>
-          <w:lang w:val="vi-VN"/>
-        </w:rPr>
-        <w:tab/>
+          <w:rFonts w:ascii="Times New Roman" w:hAnsi="Times New Roman" w:cs="Times New Roman"/>
+          <w:sz w:val="28"/>
+          <w:szCs w:val="28"/>
+        </w:rPr>
+        <w:t>d) Chương n: {{ChapterNContent}}</w:t>
       </w:r>
     </w:p>
     <w:p>
@@ -1806,7 +1730,7 @@
           <w:szCs w:val="28"/>
           <w:lang w:val="vi-VN"/>
         </w:rPr>
-        <w:t>....................................................................................................................................................................................................................................................................................................................................................................................................................................................................................................................................................</w:t>
+        <w:t>{{ReviewerQuestions}}</w:t>
       </w:r>
     </w:p>
     <w:p>
@@ -1821,7 +1745,7 @@
           <w:noProof/>
           <w:sz w:val="28"/>
           <w:szCs w:val="28"/>
-          <w:lang w:val="vi-VN"/>
+          <w:lang w:val="af-ZA"/>
         </w:rPr>
       </w:pPr>
       <w:r>
@@ -1833,6 +1757,23 @@
           <w:lang w:val="vi-VN"/>
         </w:rPr>
         <w:t>2. Các thành viên Hội đồng nhận xét và đặt câu hỏi:</w:t>
+      </w:r>
+    </w:p>
+    <w:p>
+      <w:pPr>
+        <w:rPr>
+          <w:rFonts w:ascii="Times New Roman" w:hAnsi="Times New Roman" w:cs="Times New Roman"/>
+          <w:sz w:val="28"/>
+          <w:szCs w:val="28"/>
+        </w:rPr>
+      </w:pPr>
+      <w:r>
+        <w:rPr>
+          <w:rFonts w:ascii="Times New Roman" w:hAnsi="Times New Roman" w:cs="Times New Roman"/>
+          <w:sz w:val="28"/>
+          <w:szCs w:val="28"/>
+        </w:rPr>
+        <w:t>{{ReviewerQuestions}}</w:t>
       </w:r>
     </w:p>
     <w:p>
@@ -1847,19 +1788,9 @@
           <w:noProof/>
           <w:sz w:val="28"/>
           <w:szCs w:val="28"/>
-          <w:lang w:val="vi-VN"/>
-        </w:rPr>
-      </w:pPr>
-      <w:r>
-        <w:rPr>
-          <w:rFonts w:ascii="Times New Roman" w:eastAsia="Times New Roman" w:hAnsi="Times New Roman" w:cs="Times New Roman"/>
-          <w:noProof/>
-          <w:sz w:val="28"/>
-          <w:szCs w:val="28"/>
-          <w:lang w:val="vi-VN"/>
-        </w:rPr>
-        <w:t>....................................................................................................................................................................................................................................................................................................................................................................................................................................................................................................................................................</w:t>
-      </w:r>
+          <w:lang w:val="af-ZA"/>
+        </w:rPr>
+      </w:pPr>
     </w:p>
     <w:p>
       <w:pPr>
@@ -1870,32 +1801,6 @@
         <w:spacing w:after="0" w:line="336" w:lineRule="auto"/>
         <w:rPr>
           <w:rFonts w:ascii="Times New Roman" w:eastAsia="Times New Roman" w:hAnsi="Times New Roman" w:cs="Times New Roman"/>
-          <w:noProof/>
-          <w:sz w:val="28"/>
-          <w:szCs w:val="28"/>
-          <w:lang w:val="vi-VN"/>
-        </w:rPr>
-      </w:pPr>
-      <w:r>
-        <w:rPr>
-          <w:rFonts w:ascii="Times New Roman" w:eastAsia="Times New Roman" w:hAnsi="Times New Roman" w:cs="Times New Roman"/>
-          <w:noProof/>
-          <w:sz w:val="28"/>
-          <w:szCs w:val="28"/>
-          <w:lang w:val="vi-VN"/>
-        </w:rPr>
-        <w:t>.....................................................................................................................................</w:t>
-      </w:r>
-    </w:p>
-    <w:p>
-      <w:pPr>
-        <w:tabs>
-          <w:tab w:val="left" w:pos="5760"/>
-          <w:tab w:val="left" w:pos="8928"/>
-        </w:tabs>
-        <w:spacing w:after="0" w:line="336" w:lineRule="auto"/>
-        <w:rPr>
-          <w:rFonts w:ascii="Times New Roman" w:eastAsia="Times New Roman" w:hAnsi="Times New Roman" w:cs="Times New Roman"/>
           <w:b/>
           <w:noProof/>
           <w:sz w:val="28"/>
@@ -1917,28 +1822,19 @@
     </w:p>
     <w:p>
       <w:pPr>
-        <w:tabs>
-          <w:tab w:val="left" w:pos="5760"/>
-          <w:tab w:val="left" w:pos="8928"/>
-        </w:tabs>
-        <w:spacing w:after="240" w:line="336" w:lineRule="auto"/>
-        <w:rPr>
-          <w:rFonts w:ascii="Times New Roman" w:eastAsia="Times New Roman" w:hAnsi="Times New Roman" w:cs="Times New Roman"/>
-          <w:noProof/>
-          <w:sz w:val="28"/>
-          <w:szCs w:val="28"/>
-          <w:lang w:val="vi-VN"/>
+        <w:rPr>
+          <w:rFonts w:ascii="Times New Roman" w:hAnsi="Times New Roman" w:cs="Times New Roman"/>
+          <w:sz w:val="28"/>
+          <w:szCs w:val="28"/>
         </w:rPr>
       </w:pPr>
       <w:r>
         <w:rPr>
-          <w:rFonts w:ascii="Times New Roman" w:eastAsia="Times New Roman" w:hAnsi="Times New Roman" w:cs="Times New Roman"/>
-          <w:noProof/>
-          <w:sz w:val="28"/>
-          <w:szCs w:val="28"/>
-          <w:lang w:val="vi-VN"/>
-        </w:rPr>
-        <w:t>.........................................................................................................................................................................................................................................................................................................................................................................................................................................................................................................................................................................................................................................................................................</w:t>
+          <w:rFonts w:ascii="Times New Roman" w:hAnsi="Times New Roman" w:cs="Times New Roman"/>
+          <w:sz w:val="28"/>
+          <w:szCs w:val="28"/>
+        </w:rPr>
+        <w:t>{{StudentAnswers}}</w:t>
       </w:r>
     </w:p>
     <w:p>
@@ -2050,7 +1946,7 @@
           <w:szCs w:val="28"/>
           <w:lang w:val="vi-VN"/>
         </w:rPr>
-        <w:t>.........................................................................................................................................................................................................................................................................................................................................................................................................................................................................................................................................................................................................................................................................................</w:t>
+        <w:t>{{Strengths}}</w:t>
       </w:r>
     </w:p>
     <w:p>
@@ -2088,7 +1984,6 @@
           <w:szCs w:val="28"/>
           <w:lang w:val="vi-VN"/>
         </w:rPr>
-        <w:lastRenderedPageBreak/>
         <w:t>Thiếu sót, tồn tại</w:t>
       </w:r>
     </w:p>
@@ -2104,7 +1999,7 @@
           <w:noProof/>
           <w:sz w:val="28"/>
           <w:szCs w:val="28"/>
-          <w:lang w:val="vi-VN"/>
+          <w:lang w:val="af-ZA"/>
         </w:rPr>
       </w:pPr>
       <w:r>
@@ -2115,33 +2010,7 @@
           <w:szCs w:val="28"/>
           <w:lang w:val="vi-VN"/>
         </w:rPr>
-        <w:t>...............................................................................................................................................................................................................................................................................................................................................................................................................</w:t>
-      </w:r>
-    </w:p>
-    <w:p>
-      <w:pPr>
-        <w:tabs>
-          <w:tab w:val="left" w:pos="5760"/>
-          <w:tab w:val="left" w:pos="8928"/>
-        </w:tabs>
-        <w:spacing w:after="0" w:line="336" w:lineRule="auto"/>
-        <w:rPr>
-          <w:rFonts w:ascii="Times New Roman" w:eastAsia="Times New Roman" w:hAnsi="Times New Roman" w:cs="Times New Roman"/>
-          <w:noProof/>
-          <w:sz w:val="28"/>
-          <w:szCs w:val="28"/>
-          <w:lang w:val="vi-VN"/>
-        </w:rPr>
-      </w:pPr>
-      <w:r>
-        <w:rPr>
-          <w:rFonts w:ascii="Times New Roman" w:eastAsia="Times New Roman" w:hAnsi="Times New Roman" w:cs="Times New Roman"/>
-          <w:noProof/>
-          <w:sz w:val="28"/>
-          <w:szCs w:val="28"/>
-          <w:lang w:val="vi-VN"/>
-        </w:rPr>
-        <w:t>..........................................................................................................................................................................................................................................................................</w:t>
+        <w:t>{{Weaknesses}}</w:t>
       </w:r>
     </w:p>
     <w:p>
@@ -2184,14 +2053,19 @@
     </w:p>
     <w:p>
       <w:pPr>
+        <w:pBdr>
+          <w:between w:val="nil"/>
+        </w:pBdr>
         <w:tabs>
           <w:tab w:val="left" w:pos="5760"/>
           <w:tab w:val="left" w:pos="8928"/>
         </w:tabs>
-        <w:spacing w:after="0" w:line="336" w:lineRule="auto"/>
+        <w:spacing w:before="120" w:after="120" w:line="240" w:lineRule="auto"/>
         <w:rPr>
           <w:rFonts w:ascii="Times New Roman" w:eastAsia="Times New Roman" w:hAnsi="Times New Roman" w:cs="Times New Roman"/>
+          <w:bCs/>
           <w:noProof/>
+          <w:color w:val="000000"/>
           <w:sz w:val="28"/>
           <w:szCs w:val="28"/>
           <w:lang w:val="vi-VN"/>
@@ -2200,12 +2074,14 @@
       <w:r>
         <w:rPr>
           <w:rFonts w:ascii="Times New Roman" w:eastAsia="Times New Roman" w:hAnsi="Times New Roman" w:cs="Times New Roman"/>
+          <w:bCs/>
           <w:noProof/>
+          <w:color w:val="000000"/>
           <w:sz w:val="28"/>
           <w:szCs w:val="28"/>
           <w:lang w:val="vi-VN"/>
         </w:rPr>
-        <w:t>.........................................................................................................................................................................................................................................................................................................................................................................................................................................................................................................................................................................................................................................................................................</w:t>
+        <w:t>{{Recommendations}}</w:t>
       </w:r>
     </w:p>
     <w:p>
@@ -2607,6 +2483,14 @@
                 <w:lang w:val="vi-VN"/>
               </w:rPr>
             </w:pPr>
+            <w:r>
+              <w:rPr>
+                <w:rFonts w:ascii="Times New Roman" w:hAnsi="Times New Roman" w:cs="Times New Roman"/>
+                <w:sz w:val="28"/>
+                <w:szCs w:val="28"/>
+              </w:rPr>
+              <w:t xml:space="preserve">{{ChairMemberDisplay}}           </w:t>
+            </w:r>
           </w:p>
         </w:tc>
         <w:tc>
@@ -2629,6 +2513,14 @@
                 <w:lang w:val="vi-VN"/>
               </w:rPr>
             </w:pPr>
+            <w:r>
+              <w:rPr>
+                <w:rFonts w:ascii="Times New Roman" w:hAnsi="Times New Roman" w:cs="Times New Roman"/>
+                <w:sz w:val="28"/>
+                <w:szCs w:val="28"/>
+              </w:rPr>
+              <w:t xml:space="preserve">{{ScoreCTNumber}}    </w:t>
+            </w:r>
           </w:p>
         </w:tc>
         <w:tc>
@@ -2651,6 +2543,14 @@
                 <w:lang w:val="vi-VN"/>
               </w:rPr>
             </w:pPr>
+            <w:r>
+              <w:rPr>
+                <w:rFonts w:ascii="Times New Roman" w:hAnsi="Times New Roman" w:cs="Times New Roman"/>
+                <w:sz w:val="28"/>
+                <w:szCs w:val="28"/>
+              </w:rPr>
+              <w:t xml:space="preserve">{{ScoreCTText}}    </w:t>
+            </w:r>
           </w:p>
         </w:tc>
         <w:tc>
@@ -2673,6 +2573,14 @@
                 <w:lang w:val="vi-VN"/>
               </w:rPr>
             </w:pPr>
+            <w:r>
+              <w:rPr>
+                <w:rFonts w:ascii="Times New Roman" w:hAnsi="Times New Roman" w:cs="Times New Roman"/>
+                <w:sz w:val="28"/>
+                <w:szCs w:val="28"/>
+              </w:rPr>
+              <w:t>{{ScoreCTNote}}</w:t>
+            </w:r>
           </w:p>
         </w:tc>
       </w:tr>
@@ -2733,6 +2641,14 @@
                 <w:lang w:val="vi-VN"/>
               </w:rPr>
             </w:pPr>
+            <w:r>
+              <w:rPr>
+                <w:rFonts w:ascii="Times New Roman" w:hAnsi="Times New Roman" w:cs="Times New Roman"/>
+                <w:sz w:val="28"/>
+                <w:szCs w:val="28"/>
+              </w:rPr>
+              <w:t xml:space="preserve">{{ReviewerMemberDisplay}}        </w:t>
+            </w:r>
           </w:p>
         </w:tc>
         <w:tc>
@@ -2755,6 +2671,14 @@
                 <w:lang w:val="vi-VN"/>
               </w:rPr>
             </w:pPr>
+            <w:r>
+              <w:rPr>
+                <w:rFonts w:ascii="Times New Roman" w:hAnsi="Times New Roman" w:cs="Times New Roman"/>
+                <w:sz w:val="28"/>
+                <w:szCs w:val="28"/>
+              </w:rPr>
+              <w:t xml:space="preserve">{{ScorePBNumber}}    </w:t>
+            </w:r>
           </w:p>
         </w:tc>
         <w:tc>
@@ -2777,6 +2701,14 @@
                 <w:lang w:val="vi-VN"/>
               </w:rPr>
             </w:pPr>
+            <w:r>
+              <w:rPr>
+                <w:rFonts w:ascii="Times New Roman" w:hAnsi="Times New Roman" w:cs="Times New Roman"/>
+                <w:sz w:val="28"/>
+                <w:szCs w:val="28"/>
+              </w:rPr>
+              <w:t xml:space="preserve">{{ScorePBText}}    </w:t>
+            </w:r>
           </w:p>
         </w:tc>
         <w:tc>
@@ -2799,6 +2731,14 @@
                 <w:lang w:val="vi-VN"/>
               </w:rPr>
             </w:pPr>
+            <w:r>
+              <w:rPr>
+                <w:rFonts w:ascii="Times New Roman" w:hAnsi="Times New Roman" w:cs="Times New Roman"/>
+                <w:sz w:val="28"/>
+                <w:szCs w:val="28"/>
+              </w:rPr>
+              <w:t>{{ScorePBNote}}</w:t>
+            </w:r>
           </w:p>
         </w:tc>
       </w:tr>
@@ -2859,6 +2799,14 @@
                 <w:lang w:val="vi-VN"/>
               </w:rPr>
             </w:pPr>
+            <w:r>
+              <w:rPr>
+                <w:rFonts w:ascii="Times New Roman" w:hAnsi="Times New Roman" w:cs="Times New Roman"/>
+                <w:sz w:val="28"/>
+                <w:szCs w:val="28"/>
+              </w:rPr>
+              <w:t xml:space="preserve">{{SecretaryMemberDisplay}}        </w:t>
+            </w:r>
           </w:p>
         </w:tc>
         <w:tc>
@@ -2881,6 +2829,14 @@
                 <w:lang w:val="vi-VN"/>
               </w:rPr>
             </w:pPr>
+            <w:r>
+              <w:rPr>
+                <w:rFonts w:ascii="Times New Roman" w:hAnsi="Times New Roman" w:cs="Times New Roman"/>
+                <w:sz w:val="28"/>
+                <w:szCs w:val="28"/>
+              </w:rPr>
+              <w:t xml:space="preserve">{{ScoreTKNumber}}    </w:t>
+            </w:r>
           </w:p>
         </w:tc>
         <w:tc>
@@ -2903,6 +2859,14 @@
                 <w:lang w:val="vi-VN"/>
               </w:rPr>
             </w:pPr>
+            <w:r>
+              <w:rPr>
+                <w:rFonts w:ascii="Times New Roman" w:hAnsi="Times New Roman" w:cs="Times New Roman"/>
+                <w:sz w:val="28"/>
+                <w:szCs w:val="28"/>
+              </w:rPr>
+              <w:t xml:space="preserve">{{ScoreTKText}}    </w:t>
+            </w:r>
           </w:p>
         </w:tc>
         <w:tc>
@@ -2925,6 +2889,14 @@
                 <w:lang w:val="vi-VN"/>
               </w:rPr>
             </w:pPr>
+            <w:r>
+              <w:rPr>
+                <w:rFonts w:ascii="Times New Roman" w:hAnsi="Times New Roman" w:cs="Times New Roman"/>
+                <w:sz w:val="28"/>
+                <w:szCs w:val="28"/>
+              </w:rPr>
+              <w:t>{{ScoreTKNote}}</w:t>
+            </w:r>
           </w:p>
         </w:tc>
       </w:tr>
@@ -2988,6 +2960,14 @@
                 <w:lang w:val="vi-VN"/>
               </w:rPr>
             </w:pPr>
+            <w:r>
+              <w:rPr>
+                <w:rFonts w:ascii="Times New Roman" w:hAnsi="Times New Roman" w:cs="Times New Roman"/>
+                <w:sz w:val="28"/>
+                <w:szCs w:val="28"/>
+              </w:rPr>
+              <w:t>{{ScoreTKNote}}</w:t>
+            </w:r>
           </w:p>
         </w:tc>
         <w:tc>
@@ -3010,6 +2990,14 @@
                 <w:lang w:val="vi-VN"/>
               </w:rPr>
             </w:pPr>
+            <w:r>
+              <w:rPr>
+                <w:rFonts w:ascii="Times New Roman" w:hAnsi="Times New Roman" w:cs="Times New Roman"/>
+                <w:sz w:val="28"/>
+                <w:szCs w:val="28"/>
+              </w:rPr>
+              <w:t>{{FinalScoreText}}</w:t>
+            </w:r>
           </w:p>
         </w:tc>
         <w:tc>
@@ -3099,6 +3087,7 @@
           <w:szCs w:val="28"/>
           <w:lang w:val="vi-VN"/>
         </w:rPr>
+        <w:lastRenderedPageBreak/>
         <w:t xml:space="preserve">Hội đồng thống nhất đánh giá </w:t>
       </w:r>
       <w:r>
@@ -3154,7 +3143,26 @@
           <w:szCs w:val="28"/>
           <w:lang w:val="vi-VN"/>
         </w:rPr>
-        <w:t>+ Bằng số: ...........................(điểm)</w:t>
+        <w:t xml:space="preserve">+ Bằng số: </w:t>
+      </w:r>
+      <w:r>
+        <w:rPr>
+          <w:rFonts w:ascii="Times New Roman" w:hAnsi="Times New Roman" w:cs="Times New Roman"/>
+          <w:sz w:val="28"/>
+          <w:szCs w:val="28"/>
+        </w:rPr>
+        <w:t>{{FinalScoreNumber}}</w:t>
+      </w:r>
+      <w:r>
+        <w:rPr>
+          <w:rFonts w:ascii="Times New Roman" w:eastAsia="Times New Roman" w:hAnsi="Times New Roman" w:cs="Times New Roman"/>
+          <w:noProof/>
+          <w:color w:val="000000"/>
+          <w:sz w:val="28"/>
+          <w:szCs w:val="28"/>
+          <w:lang w:val="vi-VN"/>
+        </w:rPr>
+        <w:t>...........................(điểm)</w:t>
       </w:r>
     </w:p>
     <w:p>
@@ -3186,7 +3194,26 @@
           <w:szCs w:val="28"/>
           <w:lang w:val="vi-VN"/>
         </w:rPr>
-        <w:t>+ Bằng chữ: ........................(điểm)</w:t>
+        <w:t xml:space="preserve">+ Bằng chữ: </w:t>
+      </w:r>
+      <w:r>
+        <w:rPr>
+          <w:rFonts w:ascii="Times New Roman" w:hAnsi="Times New Roman" w:cs="Times New Roman"/>
+          <w:sz w:val="28"/>
+          <w:szCs w:val="28"/>
+        </w:rPr>
+        <w:t>{{FinalScoreText}}</w:t>
+      </w:r>
+      <w:r>
+        <w:rPr>
+          <w:rFonts w:ascii="Times New Roman" w:eastAsia="Times New Roman" w:hAnsi="Times New Roman" w:cs="Times New Roman"/>
+          <w:noProof/>
+          <w:color w:val="000000"/>
+          <w:sz w:val="28"/>
+          <w:szCs w:val="28"/>
+          <w:lang w:val="vi-VN"/>
+        </w:rPr>
+        <w:t>........................(điểm)</w:t>
       </w:r>
     </w:p>
     <w:p>
@@ -3212,7 +3239,25 @@
           <w:szCs w:val="26"/>
           <w:lang w:val="vi-VN"/>
         </w:rPr>
-        <w:t>Hội đồng đánh giá tốt nghiệp kết thúc vào hồi ........phút.........cùng ngày./.</w:t>
+        <w:t>Hội đồng đánh giá tốt nghiệp kết thúc vào hồi ..</w:t>
+      </w:r>
+      <w:r>
+        <w:rPr>
+          <w:rFonts w:ascii="Times New Roman" w:hAnsi="Times New Roman" w:cs="Times New Roman"/>
+          <w:sz w:val="28"/>
+          <w:szCs w:val="28"/>
+        </w:rPr>
+        <w:t>{{MeetingEndTime}}</w:t>
+      </w:r>
+      <w:r>
+        <w:rPr>
+          <w:rFonts w:ascii="Times New Roman" w:eastAsia="Times New Roman" w:hAnsi="Times New Roman" w:cs="Times New Roman"/>
+          <w:noProof/>
+          <w:sz w:val="26"/>
+          <w:szCs w:val="26"/>
+          <w:lang w:val="vi-VN"/>
+        </w:rPr>
+        <w:t>.........cùng ngày./.</w:t>
       </w:r>
     </w:p>
     <w:p>
@@ -3406,7 +3451,55 @@
           <w:noProof/>
           <w:sz w:val="26"/>
           <w:szCs w:val="26"/>
-          <w:lang w:val="vi-VN"/>
+          <w:lang w:val="af-ZA"/>
+        </w:rPr>
+      </w:pPr>
+    </w:p>
+    <w:p>
+      <w:pPr>
+        <w:tabs>
+          <w:tab w:val="left" w:pos="5808"/>
+        </w:tabs>
+        <w:spacing w:after="0" w:line="288" w:lineRule="auto"/>
+        <w:rPr>
+          <w:rFonts w:ascii="Times New Roman" w:eastAsia="Times New Roman" w:hAnsi="Times New Roman" w:cs="Times New Roman"/>
+          <w:i/>
+          <w:noProof/>
+          <w:sz w:val="26"/>
+          <w:szCs w:val="26"/>
+          <w:lang w:val="af-ZA"/>
+        </w:rPr>
+      </w:pPr>
+    </w:p>
+    <w:p>
+      <w:pPr>
+        <w:tabs>
+          <w:tab w:val="left" w:pos="5808"/>
+        </w:tabs>
+        <w:spacing w:after="0" w:line="288" w:lineRule="auto"/>
+        <w:rPr>
+          <w:rFonts w:ascii="Times New Roman" w:eastAsia="Times New Roman" w:hAnsi="Times New Roman" w:cs="Times New Roman"/>
+          <w:i/>
+          <w:noProof/>
+          <w:sz w:val="26"/>
+          <w:szCs w:val="26"/>
+          <w:lang w:val="af-ZA"/>
+        </w:rPr>
+      </w:pPr>
+    </w:p>
+    <w:p>
+      <w:pPr>
+        <w:tabs>
+          <w:tab w:val="left" w:pos="5808"/>
+        </w:tabs>
+        <w:spacing w:after="0" w:line="288" w:lineRule="auto"/>
+        <w:rPr>
+          <w:rFonts w:ascii="Times New Roman" w:eastAsia="Times New Roman" w:hAnsi="Times New Roman" w:cs="Times New Roman"/>
+          <w:i/>
+          <w:noProof/>
+          <w:sz w:val="26"/>
+          <w:szCs w:val="26"/>
+          <w:lang w:val="af-ZA"/>
         </w:rPr>
       </w:pPr>
     </w:p>
@@ -3425,6 +3518,30 @@
           <w:lang w:val="vi-VN"/>
         </w:rPr>
       </w:pPr>
+      <w:r>
+        <w:rPr>
+          <w:rFonts w:ascii="Times New Roman" w:hAnsi="Times New Roman" w:cs="Times New Roman"/>
+          <w:sz w:val="28"/>
+          <w:szCs w:val="28"/>
+        </w:rPr>
+        <w:t xml:space="preserve">{{ReviewerMemberDisplay}}        </w:t>
+      </w:r>
+      <w:r>
+        <w:rPr>
+          <w:rFonts w:ascii="Times New Roman" w:hAnsi="Times New Roman" w:cs="Times New Roman"/>
+          <w:sz w:val="28"/>
+          <w:szCs w:val="28"/>
+        </w:rPr>
+        <w:tab/>
+      </w:r>
+      <w:r>
+        <w:rPr>
+          <w:rFonts w:ascii="Times New Roman" w:hAnsi="Times New Roman" w:cs="Times New Roman"/>
+          <w:sz w:val="28"/>
+          <w:szCs w:val="28"/>
+        </w:rPr>
+        <w:t xml:space="preserve">{{ChairMemberDisplay}}           </w:t>
+      </w:r>
     </w:p>
     <w:p>
       <w:pPr>
@@ -9558,7 +9675,6 @@
   <w:style w:type="character" w:default="1" w:styleId="DefaultParagraphFont">
     <w:name w:val="Default Paragraph Font"/>
     <w:uiPriority w:val="1"/>
-    <w:semiHidden/>
     <w:unhideWhenUsed/>
   </w:style>
   <w:style w:type="table" w:default="1" w:styleId="TableNormal">
